--- a/textbook/docx/chapter_03_healthcare_supply.docx
+++ b/textbook/docx/chapter_03_healthcare_supply.docx
@@ -61,8 +61,8 @@
         <w:rPr>
           <w:i/>
           <w:iCs/>
-          <w:sz w:val="36"/>
-          <w:szCs w:val="36"/>
+          <w:sz w:val="32"/>
+          <w:szCs w:val="32"/>
           <w:rFonts w:ascii="Arial" w:cs="Arial" w:eastAsia="Arial" w:hAnsi="Arial"/>
         </w:rPr>
         <w:t xml:space="preserve">Healthcare Supply: Provider Behavior and Market Structure</w:t>
@@ -1019,8 +1019,8 @@
               <w:rPr>
                 <w:b/>
                 <w:bCs/>
-                <w:sz w:val="18"/>
-                <w:szCs w:val="18"/>
+                <w:sz w:val="17"/>
+                <w:szCs w:val="17"/>
                 <w:rFonts w:ascii="Arial" w:cs="Arial" w:eastAsia="Arial" w:hAnsi="Arial"/>
               </w:rPr>
               <w:t xml:space="preserve">Concept</w:t>
@@ -1049,8 +1049,8 @@
               <w:rPr>
                 <w:b/>
                 <w:bCs/>
-                <w:sz w:val="18"/>
-                <w:szCs w:val="18"/>
+                <w:sz w:val="17"/>
+                <w:szCs w:val="17"/>
                 <w:rFonts w:ascii="Arial" w:cs="Arial" w:eastAsia="Arial" w:hAnsi="Arial"/>
               </w:rPr>
               <w:t xml:space="preserve">Definition</w:t>
@@ -1079,8 +1079,8 @@
               <w:rPr>
                 <w:b/>
                 <w:bCs/>
-                <w:sz w:val="18"/>
-                <w:szCs w:val="18"/>
+                <w:sz w:val="17"/>
+                <w:szCs w:val="17"/>
                 <w:rFonts w:ascii="Arial" w:cs="Arial" w:eastAsia="Arial" w:hAnsi="Arial"/>
               </w:rPr>
               <w:t xml:space="preserve">Empirical Finding</w:t>
@@ -1110,8 +1110,8 @@
               <w:rPr>
                 <w:b w:val="false"/>
                 <w:bCs w:val="false"/>
-                <w:sz w:val="18"/>
-                <w:szCs w:val="18"/>
+                <w:sz w:val="17"/>
+                <w:szCs w:val="17"/>
                 <w:rFonts w:ascii="Arial" w:cs="Arial" w:eastAsia="Arial" w:hAnsi="Arial"/>
               </w:rPr>
               <w:t xml:space="preserve">HHI</w:t>
@@ -1139,8 +1139,8 @@
               <w:rPr>
                 <w:b w:val="false"/>
                 <w:bCs w:val="false"/>
-                <w:sz w:val="18"/>
-                <w:szCs w:val="18"/>
+                <w:sz w:val="17"/>
+                <w:szCs w:val="17"/>
                 <w:rFonts w:ascii="Arial" w:cs="Arial" w:eastAsia="Arial" w:hAnsi="Arial"/>
               </w:rPr>
               <w:t xml:space="preserve">Sum of squared market shares; measures concentration</w:t>
@@ -1168,8 +1168,8 @@
               <w:rPr>
                 <w:b w:val="false"/>
                 <w:bCs w:val="false"/>
-                <w:sz w:val="18"/>
-                <w:szCs w:val="18"/>
+                <w:sz w:val="17"/>
+                <w:szCs w:val="17"/>
                 <w:rFonts w:ascii="Arial" w:cs="Arial" w:eastAsia="Arial" w:hAnsi="Arial"/>
               </w:rPr>
               <w:t xml:space="preserve">Average hospital market HHI has risen substantially since 1990</w:t>
@@ -1199,8 +1199,8 @@
               <w:rPr>
                 <w:b w:val="false"/>
                 <w:bCs w:val="false"/>
-                <w:sz w:val="18"/>
-                <w:szCs w:val="18"/>
+                <w:sz w:val="17"/>
+                <w:szCs w:val="17"/>
                 <w:rFonts w:ascii="Arial" w:cs="Arial" w:eastAsia="Arial" w:hAnsi="Arial"/>
               </w:rPr>
               <w:t xml:space="preserve">Fixed-price competition</w:t>
@@ -1228,8 +1228,8 @@
               <w:rPr>
                 <w:b w:val="false"/>
                 <w:bCs w:val="false"/>
-                <w:sz w:val="18"/>
-                <w:szCs w:val="18"/>
+                <w:sz w:val="17"/>
+                <w:szCs w:val="17"/>
                 <w:rFonts w:ascii="Arial" w:cs="Arial" w:eastAsia="Arial" w:hAnsi="Arial"/>
               </w:rPr>
               <w:t xml:space="preserve">Competition on quality when prices are administered</w:t>
@@ -1257,8 +1257,8 @@
               <w:rPr>
                 <w:b w:val="false"/>
                 <w:bCs w:val="false"/>
-                <w:sz w:val="18"/>
-                <w:szCs w:val="18"/>
+                <w:sz w:val="17"/>
+                <w:szCs w:val="17"/>
                 <w:rFonts w:ascii="Arial" w:cs="Arial" w:eastAsia="Arial" w:hAnsi="Arial"/>
               </w:rPr>
               <w:t xml:space="preserve">More competition → lower mortality (Kessler-McClellan 2000)</w:t>
@@ -1288,8 +1288,8 @@
               <w:rPr>
                 <w:b w:val="false"/>
                 <w:bCs w:val="false"/>
-                <w:sz w:val="18"/>
-                <w:szCs w:val="18"/>
+                <w:sz w:val="17"/>
+                <w:szCs w:val="17"/>
                 <w:rFonts w:ascii="Arial" w:cs="Arial" w:eastAsia="Arial" w:hAnsi="Arial"/>
               </w:rPr>
               <w:t xml:space="preserve">Negotiated-price competition</w:t>
@@ -1317,8 +1317,8 @@
               <w:rPr>
                 <w:b w:val="false"/>
                 <w:bCs w:val="false"/>
-                <w:sz w:val="18"/>
-                <w:szCs w:val="18"/>
+                <w:sz w:val="17"/>
+                <w:szCs w:val="17"/>
                 <w:rFonts w:ascii="Arial" w:cs="Arial" w:eastAsia="Arial" w:hAnsi="Arial"/>
               </w:rPr>
               <w:t xml:space="preserve">Simultaneous price and quality competition</w:t>
@@ -1346,8 +1346,8 @@
               <w:rPr>
                 <w:b w:val="false"/>
                 <w:bCs w:val="false"/>
-                <w:sz w:val="18"/>
-                <w:szCs w:val="18"/>
+                <w:sz w:val="17"/>
+                <w:szCs w:val="17"/>
                 <w:rFonts w:ascii="Arial" w:cs="Arial" w:eastAsia="Arial" w:hAnsi="Arial"/>
               </w:rPr>
               <w:t xml:space="preserve">Competition generally improves quality in NHS studies</w:t>
@@ -1377,8 +1377,8 @@
               <w:rPr>
                 <w:b w:val="false"/>
                 <w:bCs w:val="false"/>
-                <w:sz w:val="18"/>
-                <w:szCs w:val="18"/>
+                <w:sz w:val="17"/>
+                <w:szCs w:val="17"/>
                 <w:rFonts w:ascii="Arial" w:cs="Arial" w:eastAsia="Arial" w:hAnsi="Arial"/>
               </w:rPr>
               <w:t xml:space="preserve">Merger price effects</w:t>
@@ -1406,8 +1406,8 @@
               <w:rPr>
                 <w:b w:val="false"/>
                 <w:bCs w:val="false"/>
-                <w:sz w:val="18"/>
-                <w:szCs w:val="18"/>
+                <w:sz w:val="17"/>
+                <w:szCs w:val="17"/>
                 <w:rFonts w:ascii="Arial" w:cs="Arial" w:eastAsia="Arial" w:hAnsi="Arial"/>
               </w:rPr>
               <w:t xml:space="preserve">Price changes following hospital consolidation</w:t>
@@ -1435,8 +1435,8 @@
               <w:rPr>
                 <w:b w:val="false"/>
                 <w:bCs w:val="false"/>
-                <w:sz w:val="18"/>
-                <w:szCs w:val="18"/>
+                <w:sz w:val="17"/>
+                <w:szCs w:val="17"/>
                 <w:rFonts w:ascii="Arial" w:cs="Arial" w:eastAsia="Arial" w:hAnsi="Arial"/>
               </w:rPr>
               <w:t xml:space="preserve">Average 20% price increase for commercial insurance</w:t>
@@ -1466,8 +1466,8 @@
               <w:rPr>
                 <w:b w:val="false"/>
                 <w:bCs w:val="false"/>
-                <w:sz w:val="18"/>
-                <w:szCs w:val="18"/>
+                <w:sz w:val="17"/>
+                <w:szCs w:val="17"/>
                 <w:rFonts w:ascii="Arial" w:cs="Arial" w:eastAsia="Arial" w:hAnsi="Arial"/>
               </w:rPr>
               <w:t xml:space="preserve">Merger quality effects</w:t>
@@ -1495,8 +1495,8 @@
               <w:rPr>
                 <w:b w:val="false"/>
                 <w:bCs w:val="false"/>
-                <w:sz w:val="18"/>
-                <w:szCs w:val="18"/>
+                <w:sz w:val="17"/>
+                <w:szCs w:val="17"/>
                 <w:rFonts w:ascii="Arial" w:cs="Arial" w:eastAsia="Arial" w:hAnsi="Arial"/>
               </w:rPr>
               <w:t xml:space="preserve">Quality changes following consolidation</w:t>
@@ -1524,8 +1524,8 @@
               <w:rPr>
                 <w:b w:val="false"/>
                 <w:bCs w:val="false"/>
-                <w:sz w:val="18"/>
-                <w:szCs w:val="18"/>
+                <w:sz w:val="17"/>
+                <w:szCs w:val="17"/>
                 <w:rFonts w:ascii="Arial" w:cs="Arial" w:eastAsia="Arial" w:hAnsi="Arial"/>
               </w:rPr>
               <w:t xml:space="preserve">Generally no improvement; sometimes modest gains in specific services</w:t>
@@ -1555,8 +1555,8 @@
               <w:rPr>
                 <w:b w:val="false"/>
                 <w:bCs w:val="false"/>
-                <w:sz w:val="18"/>
-                <w:szCs w:val="18"/>
+                <w:sz w:val="17"/>
+                <w:szCs w:val="17"/>
                 <w:rFonts w:ascii="Arial" w:cs="Arial" w:eastAsia="Arial" w:hAnsi="Arial"/>
               </w:rPr>
               <w:t xml:space="preserve">Countervailing power</w:t>
@@ -1584,8 +1584,8 @@
               <w:rPr>
                 <w:b w:val="false"/>
                 <w:bCs w:val="false"/>
-                <w:sz w:val="18"/>
-                <w:szCs w:val="18"/>
+                <w:sz w:val="17"/>
+                <w:szCs w:val="17"/>
                 <w:rFonts w:ascii="Arial" w:cs="Arial" w:eastAsia="Arial" w:hAnsi="Arial"/>
               </w:rPr>
               <w:t xml:space="preserve">Insurer bargaining power offsetting hospital market power</w:t>
@@ -1613,8 +1613,8 @@
               <w:rPr>
                 <w:b w:val="false"/>
                 <w:bCs w:val="false"/>
-                <w:sz w:val="18"/>
-                <w:szCs w:val="18"/>
+                <w:sz w:val="17"/>
+                <w:szCs w:val="17"/>
                 <w:rFonts w:ascii="Arial" w:cs="Arial" w:eastAsia="Arial" w:hAnsi="Arial"/>
               </w:rPr>
               <w:t xml:space="preserve">Insurer concentration partially offsets hospital price increases</w:t>
@@ -2727,8 +2727,8 @@
               <w:rPr>
                 <w:b/>
                 <w:bCs/>
-                <w:sz w:val="18"/>
-                <w:szCs w:val="18"/>
+                <w:sz w:val="17"/>
+                <w:szCs w:val="17"/>
                 <w:rFonts w:ascii="Arial" w:cs="Arial" w:eastAsia="Arial" w:hAnsi="Arial"/>
               </w:rPr>
               <w:t xml:space="preserve">Payment Model</w:t>
@@ -2757,8 +2757,8 @@
               <w:rPr>
                 <w:b/>
                 <w:bCs/>
-                <w:sz w:val="18"/>
-                <w:szCs w:val="18"/>
+                <w:sz w:val="17"/>
+                <w:szCs w:val="17"/>
                 <w:rFonts w:ascii="Arial" w:cs="Arial" w:eastAsia="Arial" w:hAnsi="Arial"/>
               </w:rPr>
               <w:t xml:space="preserve">Unit of Payment</w:t>
@@ -2787,8 +2787,8 @@
               <w:rPr>
                 <w:b/>
                 <w:bCs/>
-                <w:sz w:val="18"/>
-                <w:szCs w:val="18"/>
+                <w:sz w:val="17"/>
+                <w:szCs w:val="17"/>
                 <w:rFonts w:ascii="Arial" w:cs="Arial" w:eastAsia="Arial" w:hAnsi="Arial"/>
               </w:rPr>
               <w:t xml:space="preserve">Volume Incentive</w:t>
@@ -2817,8 +2817,8 @@
               <w:rPr>
                 <w:b/>
                 <w:bCs/>
-                <w:sz w:val="18"/>
-                <w:szCs w:val="18"/>
+                <w:sz w:val="17"/>
+                <w:szCs w:val="17"/>
                 <w:rFonts w:ascii="Arial" w:cs="Arial" w:eastAsia="Arial" w:hAnsi="Arial"/>
               </w:rPr>
               <w:t xml:space="preserve">Quality Incentive</w:t>
@@ -2847,8 +2847,8 @@
               <w:rPr>
                 <w:b/>
                 <w:bCs/>
-                <w:sz w:val="18"/>
-                <w:szCs w:val="18"/>
+                <w:sz w:val="17"/>
+                <w:szCs w:val="17"/>
                 <w:rFonts w:ascii="Arial" w:cs="Arial" w:eastAsia="Arial" w:hAnsi="Arial"/>
               </w:rPr>
               <w:t xml:space="preserve">Risk Bearer</w:t>
@@ -2878,8 +2878,8 @@
               <w:rPr>
                 <w:b w:val="false"/>
                 <w:bCs w:val="false"/>
-                <w:sz w:val="18"/>
-                <w:szCs w:val="18"/>
+                <w:sz w:val="17"/>
+                <w:szCs w:val="17"/>
                 <w:rFonts w:ascii="Arial" w:cs="Arial" w:eastAsia="Arial" w:hAnsi="Arial"/>
               </w:rPr>
               <w:t xml:space="preserve">Fee-for-service</w:t>
@@ -2907,8 +2907,8 @@
               <w:rPr>
                 <w:b w:val="false"/>
                 <w:bCs w:val="false"/>
-                <w:sz w:val="18"/>
-                <w:szCs w:val="18"/>
+                <w:sz w:val="17"/>
+                <w:szCs w:val="17"/>
                 <w:rFonts w:ascii="Arial" w:cs="Arial" w:eastAsia="Arial" w:hAnsi="Arial"/>
               </w:rPr>
               <w:t xml:space="preserve">Individual service</w:t>
@@ -2936,8 +2936,8 @@
               <w:rPr>
                 <w:b w:val="false"/>
                 <w:bCs w:val="false"/>
-                <w:sz w:val="18"/>
-                <w:szCs w:val="18"/>
+                <w:sz w:val="17"/>
+                <w:szCs w:val="17"/>
                 <w:rFonts w:ascii="Arial" w:cs="Arial" w:eastAsia="Arial" w:hAnsi="Arial"/>
               </w:rPr>
               <w:t xml:space="preserve">Increase volume</w:t>
@@ -2965,8 +2965,8 @@
               <w:rPr>
                 <w:b w:val="false"/>
                 <w:bCs w:val="false"/>
-                <w:sz w:val="18"/>
-                <w:szCs w:val="18"/>
+                <w:sz w:val="17"/>
+                <w:szCs w:val="17"/>
                 <w:rFonts w:ascii="Arial" w:cs="Arial" w:eastAsia="Arial" w:hAnsi="Arial"/>
               </w:rPr>
               <w:t xml:space="preserve">None (weak)</w:t>
@@ -2994,8 +2994,8 @@
               <w:rPr>
                 <w:b w:val="false"/>
                 <w:bCs w:val="false"/>
-                <w:sz w:val="18"/>
-                <w:szCs w:val="18"/>
+                <w:sz w:val="17"/>
+                <w:szCs w:val="17"/>
                 <w:rFonts w:ascii="Arial" w:cs="Arial" w:eastAsia="Arial" w:hAnsi="Arial"/>
               </w:rPr>
               <w:t xml:space="preserve">Payer</w:t>
@@ -3025,8 +3025,8 @@
               <w:rPr>
                 <w:b w:val="false"/>
                 <w:bCs w:val="false"/>
-                <w:sz w:val="18"/>
-                <w:szCs w:val="18"/>
+                <w:sz w:val="17"/>
+                <w:szCs w:val="17"/>
                 <w:rFonts w:ascii="Arial" w:cs="Arial" w:eastAsia="Arial" w:hAnsi="Arial"/>
               </w:rPr>
               <w:t xml:space="preserve">DRG prospective payment</w:t>
@@ -3054,8 +3054,8 @@
               <w:rPr>
                 <w:b w:val="false"/>
                 <w:bCs w:val="false"/>
-                <w:sz w:val="18"/>
-                <w:szCs w:val="18"/>
+                <w:sz w:val="17"/>
+                <w:szCs w:val="17"/>
                 <w:rFonts w:ascii="Arial" w:cs="Arial" w:eastAsia="Arial" w:hAnsi="Arial"/>
               </w:rPr>
               <w:t xml:space="preserve">Hospital discharge</w:t>
@@ -3083,8 +3083,8 @@
               <w:rPr>
                 <w:b w:val="false"/>
                 <w:bCs w:val="false"/>
-                <w:sz w:val="18"/>
-                <w:szCs w:val="18"/>
+                <w:sz w:val="17"/>
+                <w:szCs w:val="17"/>
                 <w:rFonts w:ascii="Arial" w:cs="Arial" w:eastAsia="Arial" w:hAnsi="Arial"/>
               </w:rPr>
               <w:t xml:space="preserve">Reduce LOS, intensity</w:t>
@@ -3112,8 +3112,8 @@
               <w:rPr>
                 <w:b w:val="false"/>
                 <w:bCs w:val="false"/>
-                <w:sz w:val="18"/>
-                <w:szCs w:val="18"/>
+                <w:sz w:val="17"/>
+                <w:szCs w:val="17"/>
                 <w:rFonts w:ascii="Arial" w:cs="Arial" w:eastAsia="Arial" w:hAnsi="Arial"/>
               </w:rPr>
               <w:t xml:space="preserve">Reduce readmissions</w:t>
@@ -3141,8 +3141,8 @@
               <w:rPr>
                 <w:b w:val="false"/>
                 <w:bCs w:val="false"/>
-                <w:sz w:val="18"/>
-                <w:szCs w:val="18"/>
+                <w:sz w:val="17"/>
+                <w:szCs w:val="17"/>
                 <w:rFonts w:ascii="Arial" w:cs="Arial" w:eastAsia="Arial" w:hAnsi="Arial"/>
               </w:rPr>
               <w:t xml:space="preserve">Hospital</w:t>
@@ -3172,8 +3172,8 @@
               <w:rPr>
                 <w:b w:val="false"/>
                 <w:bCs w:val="false"/>
-                <w:sz w:val="18"/>
-                <w:szCs w:val="18"/>
+                <w:sz w:val="17"/>
+                <w:szCs w:val="17"/>
                 <w:rFonts w:ascii="Arial" w:cs="Arial" w:eastAsia="Arial" w:hAnsi="Arial"/>
               </w:rPr>
               <w:t xml:space="preserve">Capitation</w:t>
@@ -3201,8 +3201,8 @@
               <w:rPr>
                 <w:b w:val="false"/>
                 <w:bCs w:val="false"/>
-                <w:sz w:val="18"/>
-                <w:szCs w:val="18"/>
+                <w:sz w:val="17"/>
+                <w:szCs w:val="17"/>
                 <w:rFonts w:ascii="Arial" w:cs="Arial" w:eastAsia="Arial" w:hAnsi="Arial"/>
               </w:rPr>
               <w:t xml:space="preserve">Enrolled member/month</w:t>
@@ -3230,8 +3230,8 @@
               <w:rPr>
                 <w:b w:val="false"/>
                 <w:bCs w:val="false"/>
-                <w:sz w:val="18"/>
-                <w:szCs w:val="18"/>
+                <w:sz w:val="17"/>
+                <w:szCs w:val="17"/>
                 <w:rFonts w:ascii="Arial" w:cs="Arial" w:eastAsia="Arial" w:hAnsi="Arial"/>
               </w:rPr>
               <w:t xml:space="preserve">Reduce volume</w:t>
@@ -3259,8 +3259,8 @@
               <w:rPr>
                 <w:b w:val="false"/>
                 <w:bCs w:val="false"/>
-                <w:sz w:val="18"/>
-                <w:szCs w:val="18"/>
+                <w:sz w:val="17"/>
+                <w:szCs w:val="17"/>
                 <w:rFonts w:ascii="Arial" w:cs="Arial" w:eastAsia="Arial" w:hAnsi="Arial"/>
               </w:rPr>
               <w:t xml:space="preserve">Prevent costly events</w:t>
@@ -3288,8 +3288,8 @@
               <w:rPr>
                 <w:b w:val="false"/>
                 <w:bCs w:val="false"/>
-                <w:sz w:val="18"/>
-                <w:szCs w:val="18"/>
+                <w:sz w:val="17"/>
+                <w:szCs w:val="17"/>
                 <w:rFonts w:ascii="Arial" w:cs="Arial" w:eastAsia="Arial" w:hAnsi="Arial"/>
               </w:rPr>
               <w:t xml:space="preserve">Provider</w:t>
@@ -3319,8 +3319,8 @@
               <w:rPr>
                 <w:b w:val="false"/>
                 <w:bCs w:val="false"/>
-                <w:sz w:val="18"/>
-                <w:szCs w:val="18"/>
+                <w:sz w:val="17"/>
+                <w:szCs w:val="17"/>
                 <w:rFonts w:ascii="Arial" w:cs="Arial" w:eastAsia="Arial" w:hAnsi="Arial"/>
               </w:rPr>
               <w:t xml:space="preserve">Bundled payment</w:t>
@@ -3348,8 +3348,8 @@
               <w:rPr>
                 <w:b w:val="false"/>
                 <w:bCs w:val="false"/>
-                <w:sz w:val="18"/>
-                <w:szCs w:val="18"/>
+                <w:sz w:val="17"/>
+                <w:szCs w:val="17"/>
                 <w:rFonts w:ascii="Arial" w:cs="Arial" w:eastAsia="Arial" w:hAnsi="Arial"/>
               </w:rPr>
               <w:t xml:space="preserve">Episode of care</w:t>
@@ -3377,8 +3377,8 @@
               <w:rPr>
                 <w:b w:val="false"/>
                 <w:bCs w:val="false"/>
-                <w:sz w:val="18"/>
-                <w:szCs w:val="18"/>
+                <w:sz w:val="17"/>
+                <w:szCs w:val="17"/>
                 <w:rFonts w:ascii="Arial" w:cs="Arial" w:eastAsia="Arial" w:hAnsi="Arial"/>
               </w:rPr>
               <w:t xml:space="preserve">Reduce post-acute use</w:t>
@@ -3406,8 +3406,8 @@
               <w:rPr>
                 <w:b w:val="false"/>
                 <w:bCs w:val="false"/>
-                <w:sz w:val="18"/>
-                <w:szCs w:val="18"/>
+                <w:sz w:val="17"/>
+                <w:szCs w:val="17"/>
                 <w:rFonts w:ascii="Arial" w:cs="Arial" w:eastAsia="Arial" w:hAnsi="Arial"/>
               </w:rPr>
               <w:t xml:space="preserve">Coordinate across settings</w:t>
@@ -3435,8 +3435,8 @@
               <w:rPr>
                 <w:b w:val="false"/>
                 <w:bCs w:val="false"/>
-                <w:sz w:val="18"/>
-                <w:szCs w:val="18"/>
+                <w:sz w:val="17"/>
+                <w:szCs w:val="17"/>
                 <w:rFonts w:ascii="Arial" w:cs="Arial" w:eastAsia="Arial" w:hAnsi="Arial"/>
               </w:rPr>
               <w:t xml:space="preserve">Provider group</w:t>
@@ -3466,8 +3466,8 @@
               <w:rPr>
                 <w:b w:val="false"/>
                 <w:bCs w:val="false"/>
-                <w:sz w:val="18"/>
-                <w:szCs w:val="18"/>
+                <w:sz w:val="17"/>
+                <w:szCs w:val="17"/>
                 <w:rFonts w:ascii="Arial" w:cs="Arial" w:eastAsia="Arial" w:hAnsi="Arial"/>
               </w:rPr>
               <w:t xml:space="preserve">Pay-for-performance</w:t>
@@ -3495,8 +3495,8 @@
               <w:rPr>
                 <w:b w:val="false"/>
                 <w:bCs w:val="false"/>
-                <w:sz w:val="18"/>
-                <w:szCs w:val="18"/>
+                <w:sz w:val="17"/>
+                <w:szCs w:val="17"/>
                 <w:rFonts w:ascii="Arial" w:cs="Arial" w:eastAsia="Arial" w:hAnsi="Arial"/>
               </w:rPr>
               <w:t xml:space="preserve">Quality metric bonus</w:t>
@@ -3524,8 +3524,8 @@
               <w:rPr>
                 <w:b w:val="false"/>
                 <w:bCs w:val="false"/>
-                <w:sz w:val="18"/>
-                <w:szCs w:val="18"/>
+                <w:sz w:val="17"/>
+                <w:szCs w:val="17"/>
                 <w:rFonts w:ascii="Arial" w:cs="Arial" w:eastAsia="Arial" w:hAnsi="Arial"/>
               </w:rPr>
               <w:t xml:space="preserve">Varies</w:t>
@@ -3553,8 +3553,8 @@
               <w:rPr>
                 <w:b w:val="false"/>
                 <w:bCs w:val="false"/>
-                <w:sz w:val="18"/>
-                <w:szCs w:val="18"/>
+                <w:sz w:val="17"/>
+                <w:szCs w:val="17"/>
                 <w:rFonts w:ascii="Arial" w:cs="Arial" w:eastAsia="Arial" w:hAnsi="Arial"/>
               </w:rPr>
               <w:t xml:space="preserve">Direct (measured metrics)</w:t>
@@ -3582,8 +3582,8 @@
               <w:rPr>
                 <w:b w:val="false"/>
                 <w:bCs w:val="false"/>
-                <w:sz w:val="18"/>
-                <w:szCs w:val="18"/>
+                <w:sz w:val="17"/>
+                <w:szCs w:val="17"/>
                 <w:rFonts w:ascii="Arial" w:cs="Arial" w:eastAsia="Arial" w:hAnsi="Arial"/>
               </w:rPr>
               <w:t xml:space="preserve">Shared</w:t>
@@ -3613,8 +3613,8 @@
               <w:rPr>
                 <w:b w:val="false"/>
                 <w:bCs w:val="false"/>
-                <w:sz w:val="18"/>
-                <w:szCs w:val="18"/>
+                <w:sz w:val="17"/>
+                <w:szCs w:val="17"/>
                 <w:rFonts w:ascii="Arial" w:cs="Arial" w:eastAsia="Arial" w:hAnsi="Arial"/>
               </w:rPr>
               <w:t xml:space="preserve">Shared savings (ACO)</w:t>
@@ -3642,8 +3642,8 @@
               <w:rPr>
                 <w:b w:val="false"/>
                 <w:bCs w:val="false"/>
-                <w:sz w:val="18"/>
-                <w:szCs w:val="18"/>
+                <w:sz w:val="17"/>
+                <w:szCs w:val="17"/>
                 <w:rFonts w:ascii="Arial" w:cs="Arial" w:eastAsia="Arial" w:hAnsi="Arial"/>
               </w:rPr>
               <w:t xml:space="preserve">Population spending target</w:t>
@@ -3671,8 +3671,8 @@
               <w:rPr>
                 <w:b w:val="false"/>
                 <w:bCs w:val="false"/>
-                <w:sz w:val="18"/>
-                <w:szCs w:val="18"/>
+                <w:sz w:val="17"/>
+                <w:szCs w:val="17"/>
                 <w:rFonts w:ascii="Arial" w:cs="Arial" w:eastAsia="Arial" w:hAnsi="Arial"/>
               </w:rPr>
               <w:t xml:space="preserve">Reduce total spending</w:t>
@@ -3700,8 +3700,8 @@
               <w:rPr>
                 <w:b w:val="false"/>
                 <w:bCs w:val="false"/>
-                <w:sz w:val="18"/>
-                <w:szCs w:val="18"/>
+                <w:sz w:val="17"/>
+                <w:szCs w:val="17"/>
                 <w:rFonts w:ascii="Arial" w:cs="Arial" w:eastAsia="Arial" w:hAnsi="Arial"/>
               </w:rPr>
               <w:t xml:space="preserve">Quality gates required</w:t>
@@ -3729,8 +3729,8 @@
               <w:rPr>
                 <w:b w:val="false"/>
                 <w:bCs w:val="false"/>
-                <w:sz w:val="18"/>
-                <w:szCs w:val="18"/>
+                <w:sz w:val="17"/>
+                <w:szCs w:val="17"/>
                 <w:rFonts w:ascii="Arial" w:cs="Arial" w:eastAsia="Arial" w:hAnsi="Arial"/>
               </w:rPr>
               <w:t xml:space="preserve">Shared</w:t>
@@ -4560,7 +4560,7 @@
         <w:szCs w:val="18"/>
         <w:rFonts w:ascii="Arial" w:cs="Arial" w:eastAsia="Arial" w:hAnsi="Arial"/>
       </w:rPr>
-      <w:t xml:space="preserve">Chapter 3: Healthcare Supply</w:t>
+      <w:t xml:space="preserve">Chapter 3: Healthcare Supply: Provider Behavior and</w:t>
     </w:r>
   </w:p>
 </w:hdr>
